--- a/KVM/Thema_Misunderstandings.docx
+++ b/KVM/Thema_Misunderstandings.docx
@@ -33,19 +33,7 @@
           <w:rPr>
             <w:rStyle w:val="Hyperlink"/>
           </w:rPr>
-          <w:t>https://www.candacesmithetiquette.com/text-messag</w:t>
-        </w:r>
-        <w:r>
-          <w:rPr>
-            <w:rStyle w:val="Hyperlink"/>
-          </w:rPr>
-          <w:t>e</w:t>
-        </w:r>
-        <w:r>
-          <w:rPr>
-            <w:rStyle w:val="Hyperlink"/>
-          </w:rPr>
-          <w:t>s.html</w:t>
+          <w:t>https://www.candacesmithetiquette.com/text-messages.html</w:t>
         </w:r>
       </w:hyperlink>
       <w:r>
@@ -937,6 +925,17 @@
         <w:t xml:space="preserve"> while forgetting discounting information</w:t>
       </w:r>
     </w:p>
+    <w:p>
+      <w:hyperlink r:id="rId17" w:history="1">
+        <w:r>
+          <w:rPr>
+            <w:rStyle w:val="Hyperlink"/>
+          </w:rPr>
+          <w:t>https://www.psychologytoday.com/us/blog/your-wise-brain/202109/why-the-tone-your-voice-makes-such-difference</w:t>
+        </w:r>
+      </w:hyperlink>
+    </w:p>
+    <w:p/>
     <w:p>
       <w:r>
         <w:br w:type="page"/>
@@ -1768,6 +1767,7 @@
   <w:style w:type="character" w:default="1" w:styleId="DefaultParagraphFont">
     <w:name w:val="Default Paragraph Font"/>
     <w:uiPriority w:val="1"/>
+    <w:semiHidden/>
     <w:unhideWhenUsed/>
   </w:style>
   <w:style w:type="table" w:default="1" w:styleId="TableNormal">

--- a/KVM/Thema_Misunderstandings.docx
+++ b/KVM/Thema_Misunderstandings.docx
@@ -981,6 +981,9 @@
       <w:r>
         <w:t>Nonverbale Kommunikation</w:t>
       </w:r>
+      <w:r>
+        <w:t xml:space="preserve"> ( was fehlt)</w:t>
+      </w:r>
     </w:p>
     <w:p>
       <w:r>
@@ -997,7 +1000,10 @@
         <w:t xml:space="preserve"> </w:t>
       </w:r>
       <w:r>
-        <w:t>Reading Skill</w:t>
+        <w:t>Communcation Styles and Reading Comprehension</w:t>
+      </w:r>
+      <w:r>
+        <w:t xml:space="preserve"> (wie und was gesagt wird)</w:t>
       </w:r>
     </w:p>
     <w:p>
@@ -1013,6 +1019,9 @@
       </w:r>
       <w:r>
         <w:t xml:space="preserve"> Mood and Confirmation Bias</w:t>
+      </w:r>
+      <w:r>
+        <w:t xml:space="preserve"> (wie es aufgefasst wird)</w:t>
       </w:r>
     </w:p>
     <w:p>
